--- a/report_template/template_main/HRDComplete_CustomEdition_ZSZY_v2.1.0.docx
+++ b/report_template/template_main/HRDComplete_CustomEdition_ZSZY_v2.1.0.docx
@@ -326,7 +326,7 @@
                     </wp:anchor>
                   </w:drawing>
                 </mc:Choice>
-                <mc:Fallback xmlns:w16du="http://schemas.microsoft.com/office/word/2023/wordml/word16du" xmlns:oel="http://schemas.microsoft.com/office/2019/extlst">
+                <mc:Fallback xmlns:oel="http://schemas.microsoft.com/office/2019/extlst" xmlns:w16du="http://schemas.microsoft.com/office/word/2023/wordml/word16du">
                   <w:pict>
                     <v:shapetype w14:anchorId="368AB51C" id="_x0000_t202" coordsize="21600,21600" o:spt="202" path="m,l,21600r21600,l21600,xe">
                       <v:stroke joinstyle="miter"/>
@@ -452,7 +452,7 @@
                     </wp:anchor>
                   </w:drawing>
                 </mc:Choice>
-                <mc:Fallback xmlns:w16du="http://schemas.microsoft.com/office/word/2023/wordml/word16du" xmlns:oel="http://schemas.microsoft.com/office/2019/extlst">
+                <mc:Fallback xmlns:oel="http://schemas.microsoft.com/office/2019/extlst" xmlns:w16du="http://schemas.microsoft.com/office/word/2023/wordml/word16du">
                   <w:pict>
                     <v:rect w14:anchorId="78CAE14F" id="矩形 9" o:spid="_x0000_s1026" style="position:absolute;left:0;text-align:left;margin-left:-92.1pt;margin-top:1.35pt;width:63.85pt;height:66pt;z-index:-251629568;visibility:visible;mso-wrap-style:square;mso-width-percent:0;mso-height-percent:0;mso-wrap-distance-left:9pt;mso-wrap-distance-top:0;mso-wrap-distance-right:9pt;mso-wrap-distance-bottom:0;mso-position-horizontal:absolute;mso-position-horizontal-relative:text;mso-position-vertical:absolute;mso-position-vertical-relative:text;mso-width-percent:0;mso-height-percent:0;mso-width-relative:margin;mso-height-relative:margin;v-text-anchor:middle" o:gfxdata="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" fillcolor="gray [1629]" strokecolor="gray [1629]" strokeweight="1pt"/>
                   </w:pict>
@@ -2330,7 +2330,7 @@
                     </wp:anchor>
                   </w:drawing>
                 </mc:Choice>
-                <mc:Fallback xmlns:w16du="http://schemas.microsoft.com/office/word/2023/wordml/word16du" xmlns:oel="http://schemas.microsoft.com/office/2019/extlst">
+                <mc:Fallback xmlns:oel="http://schemas.microsoft.com/office/2019/extlst" xmlns:w16du="http://schemas.microsoft.com/office/word/2023/wordml/word16du">
                   <w:pict>
                     <v:shapetype w14:anchorId="00EE2320" id="_x0000_t120" coordsize="21600,21600" o:spt="120" path="m10800,qx,10800,10800,21600,21600,10800,10800,xe">
                       <v:path gradientshapeok="t" o:connecttype="custom" o:connectlocs="10800,0;3163,3163;0,10800;3163,18437;10800,21600;18437,18437;21600,10800;18437,3163" textboxrect="3163,3163,18437,18437"/>
@@ -2461,7 +2461,7 @@
                     </wp:anchor>
                   </w:drawing>
                 </mc:Choice>
-                <mc:Fallback xmlns:w16du="http://schemas.microsoft.com/office/word/2023/wordml/word16du" xmlns:oel="http://schemas.microsoft.com/office/2019/extlst">
+                <mc:Fallback xmlns:oel="http://schemas.microsoft.com/office/2019/extlst" xmlns:w16du="http://schemas.microsoft.com/office/word/2023/wordml/word16du">
                   <w:pict>
                     <v:roundrect w14:anchorId="7BCAD078" id="矩形: 圆角 69" o:spid="_x0000_s1026" style="position:absolute;left:0;text-align:left;margin-left:-2.75pt;margin-top:3.25pt;width:71.3pt;height:25.3pt;z-index:-251626496;visibility:visible;mso-wrap-style:square;mso-wrap-distance-left:9pt;mso-wrap-distance-top:0;mso-wrap-distance-right:9pt;mso-wrap-distance-bottom:0;mso-position-horizontal:absolute;mso-position-horizontal-relative:margin;mso-position-vertical:absolute;mso-position-vertical-relative:text;v-text-anchor:middle" arcsize="10923f" o:gfxdata="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" fillcolor="#f2f2f2 [3052]" stroked="f" strokeweight="1pt">
                       <v:stroke joinstyle="miter"/>
@@ -4247,16 +4247,7 @@
           <w:sz w:val="21"/>
           <w:szCs w:val="21"/>
         </w:rPr>
-        <w:t>同源重组缺陷（</w:t>
-      </w:r>
-      <w:r>
-        <w:rPr>
-          <w:rFonts w:ascii="思源黑体 CN Bold" w:eastAsia="思源黑体 CN Bold" w:hAnsi="思源黑体 CN Bold" w:cstheme="minorBidi" w:hint="eastAsia"/>
-          <w:color w:val="1E7648"/>
-          <w:sz w:val="21"/>
-          <w:szCs w:val="21"/>
-        </w:rPr>
-        <w:t>H</w:t>
+        <w:t>同源重组缺陷（H</w:t>
       </w:r>
       <w:r>
         <w:rPr>
@@ -4920,25 +4911,7 @@
           <w:sz w:val="21"/>
           <w:szCs w:val="21"/>
         </w:rPr>
-        <w:t>已获批</w:t>
-      </w:r>
-      <w:r>
-        <w:rPr>
-          <w:rFonts w:ascii="思源黑体 CN Bold" w:eastAsia="思源黑体 CN Bold" w:hAnsi="思源黑体 CN Bold" w:cstheme="minorBidi" w:hint="eastAsia"/>
-          <w:color w:val="1E7648"/>
-          <w:sz w:val="21"/>
-          <w:szCs w:val="21"/>
-        </w:rPr>
-        <w:t>PARP</w:t>
-      </w:r>
-      <w:r>
-        <w:rPr>
-          <w:rFonts w:ascii="思源黑体 CN Bold" w:eastAsia="思源黑体 CN Bold" w:hAnsi="思源黑体 CN Bold" w:cstheme="minorBidi" w:hint="eastAsia"/>
-          <w:color w:val="1E7648"/>
-          <w:sz w:val="21"/>
-          <w:szCs w:val="21"/>
-        </w:rPr>
-        <w:t>抑制剂相关标志物检测结果汇总</w:t>
+        <w:t>已获批PARP抑制剂相关标志物检测结果汇总</w:t>
       </w:r>
     </w:p>
     <w:p>
@@ -5285,7 +5258,25 @@
           <w:sz w:val="16"/>
           <w:szCs w:val="16"/>
         </w:rPr>
-        <w:t>III类-临床意义不明的变异目前尚未发现可能与肿瘤发生发展相关的变异。</w:t>
+        <w:t>III类-临床意义不明</w:t>
+      </w:r>
+      <w:r>
+        <w:rPr>
+          <w:rFonts w:ascii="思源黑体 CN Normal" w:eastAsia="思源黑体 CN Normal" w:hAnsi="思源黑体 CN Normal" w:hint="eastAsia"/>
+          <w:color w:val="000000"/>
+          <w:sz w:val="16"/>
+          <w:szCs w:val="16"/>
+        </w:rPr>
+        <w:t>且</w:t>
+      </w:r>
+      <w:r>
+        <w:rPr>
+          <w:rFonts w:ascii="思源黑体 CN Normal" w:eastAsia="思源黑体 CN Normal" w:hAnsi="思源黑体 CN Normal"/>
+          <w:color w:val="000000"/>
+          <w:sz w:val="16"/>
+          <w:szCs w:val="16"/>
+        </w:rPr>
+        <w:t>目前尚未发现可能与肿瘤发生发展相关的变异。</w:t>
       </w:r>
     </w:p>
     <w:p>
@@ -5528,7 +5519,7 @@
                     </wp:anchor>
                   </w:drawing>
                 </mc:Choice>
-                <mc:Fallback xmlns:w16du="http://schemas.microsoft.com/office/word/2023/wordml/word16du" xmlns:oel="http://schemas.microsoft.com/office/2019/extlst">
+                <mc:Fallback xmlns:oel="http://schemas.microsoft.com/office/2019/extlst" xmlns:w16du="http://schemas.microsoft.com/office/word/2023/wordml/word16du">
                   <w:pict>
                     <v:shape w14:anchorId="4D688FBB" id="流程图: 接点 2" o:spid="_x0000_s1026" type="#_x0000_t120" style="position:absolute;left:0;text-align:left;margin-left:170.85pt;margin-top:3.25pt;width:24.65pt;height:25.15pt;z-index:-251622400;visibility:visible;mso-wrap-style:square;mso-wrap-distance-left:9pt;mso-wrap-distance-top:0;mso-wrap-distance-right:9pt;mso-wrap-distance-bottom:0;mso-position-horizontal:absolute;mso-position-horizontal-relative:text;mso-position-vertical:absolute;mso-position-vertical-relative:text;v-text-anchor:middle" o:gfxdata="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" fillcolor="#1e7648" stroked="f" strokeweight="1pt">
                       <v:stroke joinstyle="miter"/>
@@ -5656,7 +5647,7 @@
                     </wp:anchor>
                   </w:drawing>
                 </mc:Choice>
-                <mc:Fallback xmlns:w16du="http://schemas.microsoft.com/office/word/2023/wordml/word16du" xmlns:oel="http://schemas.microsoft.com/office/2019/extlst">
+                <mc:Fallback xmlns:oel="http://schemas.microsoft.com/office/2019/extlst" xmlns:w16du="http://schemas.microsoft.com/office/word/2023/wordml/word16du">
                   <w:pict>
                     <v:roundrect w14:anchorId="6CFAD31A" id="矩形: 圆角 3" o:spid="_x0000_s1026" style="position:absolute;left:0;text-align:left;margin-left:-5.4pt;margin-top:3.45pt;width:123pt;height:25.3pt;z-index:-251623424;visibility:visible;mso-wrap-style:square;mso-wrap-distance-left:9pt;mso-wrap-distance-top:0;mso-wrap-distance-right:9pt;mso-wrap-distance-bottom:0;mso-position-horizontal:absolute;mso-position-horizontal-relative:margin;mso-position-vertical:absolute;mso-position-vertical-relative:text;v-text-anchor:middle" arcsize="10923f" o:gfxdata="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" fillcolor="#f2f2f2 [3052]" stroked="f" strokeweight="1pt">
                       <v:stroke joinstyle="miter"/>
@@ -6407,7 +6398,7 @@
                     </wp:anchor>
                   </w:drawing>
                 </mc:Choice>
-                <mc:Fallback xmlns:w16du="http://schemas.microsoft.com/office/word/2023/wordml/word16du" xmlns:oel="http://schemas.microsoft.com/office/2019/extlst">
+                <mc:Fallback xmlns:oel="http://schemas.microsoft.com/office/2019/extlst" xmlns:w16du="http://schemas.microsoft.com/office/word/2023/wordml/word16du">
                   <w:pict>
                     <v:shape w14:anchorId="0FCAB673" id="流程图: 接点 4" o:spid="_x0000_s1026" type="#_x0000_t120" style="position:absolute;left:0;text-align:left;margin-left:178.35pt;margin-top:3.25pt;width:24.65pt;height:25.15pt;z-index:-251619328;visibility:visible;mso-wrap-style:square;mso-wrap-distance-left:9pt;mso-wrap-distance-top:0;mso-wrap-distance-right:9pt;mso-wrap-distance-bottom:0;mso-position-horizontal:absolute;mso-position-horizontal-relative:text;mso-position-vertical:absolute;mso-position-vertical-relative:text;v-text-anchor:middle" o:gfxdata="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" fillcolor="#1e7648" stroked="f" strokeweight="1pt">
                       <v:stroke joinstyle="miter"/>
@@ -6527,7 +6518,7 @@
                     </wp:anchor>
                   </w:drawing>
                 </mc:Choice>
-                <mc:Fallback xmlns:w16du="http://schemas.microsoft.com/office/word/2023/wordml/word16du" xmlns:oel="http://schemas.microsoft.com/office/2019/extlst">
+                <mc:Fallback xmlns:oel="http://schemas.microsoft.com/office/2019/extlst" xmlns:w16du="http://schemas.microsoft.com/office/word/2023/wordml/word16du">
                   <w:pict>
                     <v:roundrect w14:anchorId="06A4891B" id="矩形: 圆角 5" o:spid="_x0000_s1026" style="position:absolute;left:0;text-align:left;margin-left:-5.15pt;margin-top:3.2pt;width:109.5pt;height:25.3pt;z-index:-251620352;visibility:visible;mso-wrap-style:square;mso-wrap-distance-left:9pt;mso-wrap-distance-top:0;mso-wrap-distance-right:9pt;mso-wrap-distance-bottom:0;mso-position-horizontal:absolute;mso-position-horizontal-relative:margin;mso-position-vertical:absolute;mso-position-vertical-relative:text;v-text-anchor:middle" arcsize="10923f" o:gfxdata="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" fillcolor="#f2f2f2 [3052]" stroked="f" strokeweight="1pt">
                       <v:stroke joinstyle="miter"/>
@@ -6814,7 +6805,7 @@
                     </wp:anchor>
                   </w:drawing>
                 </mc:Choice>
-                <mc:Fallback xmlns:w16du="http://schemas.microsoft.com/office/word/2023/wordml/word16du" xmlns:oel="http://schemas.microsoft.com/office/2019/extlst">
+                <mc:Fallback xmlns:oel="http://schemas.microsoft.com/office/2019/extlst" xmlns:w16du="http://schemas.microsoft.com/office/word/2023/wordml/word16du">
                   <w:pict>
                     <v:shape w14:anchorId="276C35FC" id="流程图: 接点 6" o:spid="_x0000_s1026" type="#_x0000_t120" style="position:absolute;left:0;text-align:left;margin-left:164.85pt;margin-top:3.25pt;width:24.65pt;height:25.15pt;z-index:-251616256;visibility:visible;mso-wrap-style:square;mso-wrap-distance-left:9pt;mso-wrap-distance-top:0;mso-wrap-distance-right:9pt;mso-wrap-distance-bottom:0;mso-position-horizontal:absolute;mso-position-horizontal-relative:text;mso-position-vertical:absolute;mso-position-vertical-relative:text;v-text-anchor:middle" o:gfxdata="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" fillcolor="#1e7648" stroked="f" strokeweight="1pt">
                       <v:stroke joinstyle="miter"/>
@@ -6942,7 +6933,7 @@
                     </wp:anchor>
                   </w:drawing>
                 </mc:Choice>
-                <mc:Fallback xmlns:w16du="http://schemas.microsoft.com/office/word/2023/wordml/word16du" xmlns:oel="http://schemas.microsoft.com/office/2019/extlst">
+                <mc:Fallback xmlns:oel="http://schemas.microsoft.com/office/2019/extlst" xmlns:w16du="http://schemas.microsoft.com/office/word/2023/wordml/word16du">
                   <w:pict>
                     <v:roundrect w14:anchorId="10B7792D" id="矩形: 圆角 7" o:spid="_x0000_s1026" style="position:absolute;left:0;text-align:left;margin-left:-5.15pt;margin-top:3.2pt;width:138.75pt;height:25.3pt;z-index:-251617280;visibility:visible;mso-wrap-style:square;mso-wrap-distance-left:9pt;mso-wrap-distance-top:0;mso-wrap-distance-right:9pt;mso-wrap-distance-bottom:0;mso-position-horizontal:absolute;mso-position-horizontal-relative:margin;mso-position-vertical:absolute;mso-position-vertical-relative:text;v-text-anchor:middle" arcsize="10923f" o:gfxdata="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" fillcolor="#f2f2f2 [3052]" stroked="f" strokeweight="1pt">
                       <v:stroke joinstyle="miter"/>
@@ -7231,7 +7222,7 @@
                     </wp:anchor>
                   </w:drawing>
                 </mc:Choice>
-                <mc:Fallback xmlns:w16du="http://schemas.microsoft.com/office/word/2023/wordml/word16du" xmlns:oel="http://schemas.microsoft.com/office/2019/extlst">
+                <mc:Fallback xmlns:oel="http://schemas.microsoft.com/office/2019/extlst" xmlns:w16du="http://schemas.microsoft.com/office/word/2023/wordml/word16du">
                   <w:pict>
                     <v:shape w14:anchorId="3E81FCA1" id="流程图: 接点 10" o:spid="_x0000_s1026" type="#_x0000_t120" style="position:absolute;left:0;text-align:left;margin-left:199.35pt;margin-top:3.25pt;width:24.65pt;height:25.15pt;z-index:-251613184;visibility:visible;mso-wrap-style:square;mso-wrap-distance-left:9pt;mso-wrap-distance-top:0;mso-wrap-distance-right:9pt;mso-wrap-distance-bottom:0;mso-position-horizontal:absolute;mso-position-horizontal-relative:text;mso-position-vertical:absolute;mso-position-vertical-relative:text;v-text-anchor:middle" o:gfxdata="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" fillcolor="#1e7648" stroked="f" strokeweight="1pt">
                       <v:stroke joinstyle="miter"/>
@@ -7370,7 +7361,7 @@
                     </wp:anchor>
                   </w:drawing>
                 </mc:Choice>
-                <mc:Fallback xmlns:w16du="http://schemas.microsoft.com/office/word/2023/wordml/word16du" xmlns:oel="http://schemas.microsoft.com/office/2019/extlst">
+                <mc:Fallback xmlns:oel="http://schemas.microsoft.com/office/2019/extlst" xmlns:w16du="http://schemas.microsoft.com/office/word/2023/wordml/word16du">
                   <w:pict>
                     <v:roundrect w14:anchorId="560161BC" id="矩形: 圆角 12" o:spid="_x0000_s1026" style="position:absolute;left:0;text-align:left;margin-left:-5.7pt;margin-top:3.25pt;width:71.3pt;height:25.3pt;z-index:-251614208;visibility:visible;mso-wrap-style:square;mso-wrap-distance-left:9pt;mso-wrap-distance-top:0;mso-wrap-distance-right:9pt;mso-wrap-distance-bottom:0;mso-position-horizontal:absolute;mso-position-horizontal-relative:margin;mso-position-vertical:absolute;mso-position-vertical-relative:text;v-text-anchor:middle" arcsize="10923f" o:gfxdata="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" fillcolor="#f2f2f2 [3052]" stroked="f" strokeweight="1pt">
                       <v:stroke joinstyle="miter"/>
@@ -11362,7 +11353,7 @@
                     </wp:anchor>
                   </w:drawing>
                 </mc:Choice>
-                <mc:Fallback xmlns:w16du="http://schemas.microsoft.com/office/word/2023/wordml/word16du" xmlns:oel="http://schemas.microsoft.com/office/2019/extlst">
+                <mc:Fallback xmlns:oel="http://schemas.microsoft.com/office/2019/extlst" xmlns:w16du="http://schemas.microsoft.com/office/word/2023/wordml/word16du">
                   <w:pict>
                     <v:shape w14:anchorId="2F5CB003" id="流程图: 接点 10" o:spid="_x0000_s1026" type="#_x0000_t120" style="position:absolute;left:0;text-align:left;margin-left:200.1pt;margin-top:3.25pt;width:24.65pt;height:25.15pt;z-index:-251610112;visibility:visible;mso-wrap-style:square;mso-wrap-distance-left:9pt;mso-wrap-distance-top:0;mso-wrap-distance-right:9pt;mso-wrap-distance-bottom:0;mso-position-horizontal:absolute;mso-position-horizontal-relative:text;mso-position-vertical:absolute;mso-position-vertical-relative:text;v-text-anchor:middle" o:gfxdata="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" fillcolor="#1e7648" stroked="f" strokeweight="1pt">
                       <v:stroke joinstyle="miter"/>
@@ -11501,7 +11492,7 @@
                     </wp:anchor>
                   </w:drawing>
                 </mc:Choice>
-                <mc:Fallback xmlns:w16du="http://schemas.microsoft.com/office/word/2023/wordml/word16du" xmlns:oel="http://schemas.microsoft.com/office/2019/extlst">
+                <mc:Fallback xmlns:oel="http://schemas.microsoft.com/office/2019/extlst" xmlns:w16du="http://schemas.microsoft.com/office/word/2023/wordml/word16du">
                   <w:pict>
                     <v:roundrect w14:anchorId="7C579A5C" id="矩形: 圆角 12" o:spid="_x0000_s1026" style="position:absolute;left:0;text-align:left;margin-left:-5.7pt;margin-top:3.25pt;width:71.3pt;height:25.3pt;z-index:-251611136;visibility:visible;mso-wrap-style:square;mso-wrap-distance-left:9pt;mso-wrap-distance-top:0;mso-wrap-distance-right:9pt;mso-wrap-distance-bottom:0;mso-position-horizontal:absolute;mso-position-horizontal-relative:margin;mso-position-vertical:absolute;mso-position-vertical-relative:text;v-text-anchor:middle" arcsize="10923f" o:gfxdata="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" fillcolor="#f2f2f2 [3052]" stroked="f" strokeweight="1pt">
                       <v:stroke joinstyle="miter"/>
@@ -11771,7 +11762,7 @@
                     </wp:anchor>
                   </w:drawing>
                 </mc:Choice>
-                <mc:Fallback xmlns:w16du="http://schemas.microsoft.com/office/word/2023/wordml/word16du" xmlns:oel="http://schemas.microsoft.com/office/2019/extlst">
+                <mc:Fallback xmlns:oel="http://schemas.microsoft.com/office/2019/extlst" xmlns:w16du="http://schemas.microsoft.com/office/word/2023/wordml/word16du">
                   <w:pict>
                     <v:shape w14:anchorId="4F74E0CD" id="流程图: 接点 10" o:spid="_x0000_s1026" type="#_x0000_t120" style="position:absolute;left:0;text-align:left;margin-left:199.35pt;margin-top:3.25pt;width:24.65pt;height:25.15pt;z-index:-251607040;visibility:visible;mso-wrap-style:square;mso-wrap-distance-left:9pt;mso-wrap-distance-top:0;mso-wrap-distance-right:9pt;mso-wrap-distance-bottom:0;mso-position-horizontal:absolute;mso-position-horizontal-relative:text;mso-position-vertical:absolute;mso-position-vertical-relative:text;v-text-anchor:middle" o:gfxdata="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" fillcolor="#1e7648" stroked="f" strokeweight="1pt">
                       <v:stroke joinstyle="miter"/>
@@ -11910,7 +11901,7 @@
                     </wp:anchor>
                   </w:drawing>
                 </mc:Choice>
-                <mc:Fallback xmlns:w16du="http://schemas.microsoft.com/office/word/2023/wordml/word16du" xmlns:oel="http://schemas.microsoft.com/office/2019/extlst">
+                <mc:Fallback xmlns:oel="http://schemas.microsoft.com/office/2019/extlst" xmlns:w16du="http://schemas.microsoft.com/office/word/2023/wordml/word16du">
                   <w:pict>
                     <v:roundrect w14:anchorId="6CD176A9" id="矩形: 圆角 12" o:spid="_x0000_s1026" style="position:absolute;left:0;text-align:left;margin-left:-5.7pt;margin-top:3.25pt;width:71.3pt;height:25.3pt;z-index:-251608064;visibility:visible;mso-wrap-style:square;mso-wrap-distance-left:9pt;mso-wrap-distance-top:0;mso-wrap-distance-right:9pt;mso-wrap-distance-bottom:0;mso-position-horizontal:absolute;mso-position-horizontal-relative:margin;mso-position-vertical:absolute;mso-position-vertical-relative:text;v-text-anchor:middle" arcsize="10923f" o:gfxdata="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" fillcolor="#f2f2f2 [3052]" stroked="f" strokeweight="1pt">
                       <v:stroke joinstyle="miter"/>
@@ -12403,7 +12394,7 @@
                     </wp:anchor>
                   </w:drawing>
                 </mc:Choice>
-                <mc:Fallback xmlns:w16du="http://schemas.microsoft.com/office/word/2023/wordml/word16du" xmlns:oel="http://schemas.microsoft.com/office/2019/extlst">
+                <mc:Fallback xmlns:oel="http://schemas.microsoft.com/office/2019/extlst" xmlns:w16du="http://schemas.microsoft.com/office/word/2023/wordml/word16du">
                   <w:pict>
                     <v:shape w14:anchorId="26716EFF" id="流程图: 接点 26" o:spid="_x0000_s1026" type="#_x0000_t120" style="position:absolute;left:0;text-align:left;margin-left:200.1pt;margin-top:3.25pt;width:24.65pt;height:25.15pt;z-index:-251603968;visibility:visible;mso-wrap-style:square;mso-wrap-distance-left:9pt;mso-wrap-distance-top:0;mso-wrap-distance-right:9pt;mso-wrap-distance-bottom:0;mso-position-horizontal:absolute;mso-position-horizontal-relative:text;mso-position-vertical:absolute;mso-position-vertical-relative:text;v-text-anchor:middle" o:gfxdata="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" fillcolor="#1e7648" stroked="f" strokeweight="1pt">
                       <v:stroke joinstyle="miter"/>
@@ -12564,7 +12555,7 @@
                     </wp:anchor>
                   </w:drawing>
                 </mc:Choice>
-                <mc:Fallback xmlns:w16du="http://schemas.microsoft.com/office/word/2023/wordml/word16du" xmlns:oel="http://schemas.microsoft.com/office/2019/extlst">
+                <mc:Fallback xmlns:oel="http://schemas.microsoft.com/office/2019/extlst" xmlns:w16du="http://schemas.microsoft.com/office/word/2023/wordml/word16du">
                   <w:pict>
                     <v:roundrect w14:anchorId="6407F48F" id="矩形: 圆角 27" o:spid="_x0000_s1026" style="position:absolute;left:0;text-align:left;margin-left:-5.7pt;margin-top:3.25pt;width:71.3pt;height:25.3pt;z-index:-251604992;visibility:visible;mso-wrap-style:square;mso-wrap-distance-left:9pt;mso-wrap-distance-top:0;mso-wrap-distance-right:9pt;mso-wrap-distance-bottom:0;mso-position-horizontal:absolute;mso-position-horizontal-relative:margin;mso-position-vertical:absolute;mso-position-vertical-relative:text;v-text-anchor:middle" arcsize="10923f" o:gfxdata="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" fillcolor="#f2f2f2 [3052]" stroked="f" strokeweight="1pt">
                       <v:stroke joinstyle="miter"/>
@@ -13832,15 +13823,7 @@
         <w:sz w:val="16"/>
         <w:szCs w:val="16"/>
       </w:rPr>
-      <w:t>版本：</w:t>
-    </w:r>
-    <w:r>
-      <w:rPr>
-        <w:rFonts w:ascii="思源黑体 CN Normal" w:eastAsia="思源黑体 CN Normal" w:hAnsi="思源黑体 CN Normal" w:hint="eastAsia"/>
-        <w:sz w:val="16"/>
-        <w:szCs w:val="16"/>
-      </w:rPr>
-      <w:t>V</w:t>
+      <w:t>版本：V</w:t>
     </w:r>
     <w:r>
       <w:rPr>
